--- a/rmarkdown-debugging/05-R_Markdown_Demo.docx
+++ b/rmarkdown-debugging/05-R_Markdown_Demo.docx
@@ -26,7 +26,7 @@
         <w:t xml:space="preserve">2025-06-04</w:t>
       </w:r>
     </w:p>
-    <w:bookmarkStart w:id="21" w:name="r-markdown"/>
+    <w:bookmarkStart w:id="10" w:name="r-markdown"/>
     <w:p>
       <w:pPr>
         <w:pStyle w:val="Heading1"/>
@@ -159,7 +159,7 @@
       <w:r>
         <w:t xml:space="preserve">(</w:t>
       </w:r>
-      <w:hyperlink r:id="rId20">
+      <w:hyperlink r:id="rId9">
         <w:r>
           <w:rPr>
             <w:rStyle w:val="Hyperlink"/>
@@ -230,8 +230,8 @@
         <w:t xml:space="preserve">dynamic, interactive reports.</w:t>
       </w:r>
     </w:p>
-    <w:bookmarkEnd w:id="21"/>
-    <w:bookmarkStart w:id="22" w:name="yaml-headers"/>
+    <w:bookmarkEnd w:id="10"/>
+    <w:bookmarkStart w:id="11" w:name="yaml-headers"/>
     <w:p>
       <w:pPr>
         <w:pStyle w:val="Heading1"/>
@@ -280,8 +280,8 @@
         <w:t xml:space="preserve">followed by one or more lines of YAML code.</w:t>
       </w:r>
     </w:p>
-    <w:bookmarkEnd w:id="22"/>
-    <w:bookmarkStart w:id="23" w:name="knitting"/>
+    <w:bookmarkEnd w:id="11"/>
+    <w:bookmarkStart w:id="12" w:name="knitting"/>
     <w:p>
       <w:pPr>
         <w:pStyle w:val="Heading1"/>
@@ -326,8 +326,8 @@
         <w:t xml:space="preserve">chunks within the document.</w:t>
       </w:r>
     </w:p>
-    <w:bookmarkEnd w:id="23"/>
-    <w:bookmarkStart w:id="25" w:name="r-markdown-syntax"/>
+    <w:bookmarkEnd w:id="12"/>
+    <w:bookmarkStart w:id="14" w:name="r-markdown-syntax"/>
     <w:p>
       <w:pPr>
         <w:pStyle w:val="Heading1"/>
@@ -358,7 +358,7 @@
       <w:r>
         <w:t xml:space="preserve"> </w:t>
       </w:r>
-      <w:hyperlink r:id="rId24">
+      <w:hyperlink r:id="rId13">
         <w:r>
           <w:rPr>
             <w:rStyle w:val="Hyperlink"/>
@@ -428,8 +428,8 @@
         <w:t xml:space="preserve">visually after it is knitted and created.</w:t>
       </w:r>
     </w:p>
-    <w:bookmarkEnd w:id="25"/>
-    <w:bookmarkStart w:id="28" w:name="section-1-headings"/>
+    <w:bookmarkEnd w:id="14"/>
+    <w:bookmarkStart w:id="17" w:name="section-1-headings"/>
     <w:p>
       <w:pPr>
         <w:pStyle w:val="Heading1"/>
@@ -438,7 +438,7 @@
         <w:t xml:space="preserve">Section 1: Headings</w:t>
       </w:r>
     </w:p>
-    <w:bookmarkStart w:id="27" w:name="subheading"/>
+    <w:bookmarkStart w:id="16" w:name="subheading"/>
     <w:p>
       <w:pPr>
         <w:pStyle w:val="Heading2"/>
@@ -447,7 +447,7 @@
         <w:t xml:space="preserve">Subheading</w:t>
       </w:r>
     </w:p>
-    <w:bookmarkStart w:id="26" w:name="sub-subheading"/>
+    <w:bookmarkStart w:id="15" w:name="sub-subheading"/>
     <w:p>
       <w:pPr>
         <w:pStyle w:val="Heading3"/>
@@ -456,10 +456,10 @@
         <w:t xml:space="preserve">Sub-Subheading</w:t>
       </w:r>
     </w:p>
-    <w:bookmarkEnd w:id="26"/>
-    <w:bookmarkEnd w:id="27"/>
-    <w:bookmarkEnd w:id="28"/>
-    <w:bookmarkStart w:id="29" w:name="section-2-emphasis"/>
+    <w:bookmarkEnd w:id="15"/>
+    <w:bookmarkEnd w:id="16"/>
+    <w:bookmarkEnd w:id="17"/>
+    <w:bookmarkStart w:id="18" w:name="section-2-emphasis"/>
     <w:p>
       <w:pPr>
         <w:pStyle w:val="Heading1"/>
@@ -506,8 +506,8 @@
         <w:t xml:space="preserve">bold and italic</w:t>
       </w:r>
     </w:p>
-    <w:bookmarkEnd w:id="29"/>
-    <w:bookmarkStart w:id="32" w:name="section-3-lists"/>
+    <w:bookmarkEnd w:id="18"/>
+    <w:bookmarkStart w:id="21" w:name="section-3-lists"/>
     <w:p>
       <w:pPr>
         <w:pStyle w:val="Heading1"/>
@@ -516,7 +516,7 @@
         <w:t xml:space="preserve">Section 3: Lists</w:t>
       </w:r>
     </w:p>
-    <w:bookmarkStart w:id="30" w:name="unordered-list"/>
+    <w:bookmarkStart w:id="19" w:name="unordered-list"/>
     <w:p>
       <w:pPr>
         <w:pStyle w:val="Heading2"/>
@@ -561,8 +561,8 @@
         <w:t xml:space="preserve">Item 3</w:t>
       </w:r>
     </w:p>
-    <w:bookmarkEnd w:id="30"/>
-    <w:bookmarkStart w:id="31" w:name="ordered-list"/>
+    <w:bookmarkEnd w:id="19"/>
+    <w:bookmarkStart w:id="20" w:name="ordered-list"/>
     <w:p>
       <w:pPr>
         <w:pStyle w:val="Heading2"/>
@@ -607,9 +607,9 @@
         <w:t xml:space="preserve">Third item</w:t>
       </w:r>
     </w:p>
-    <w:bookmarkEnd w:id="31"/>
-    <w:bookmarkEnd w:id="32"/>
-    <w:bookmarkStart w:id="34" w:name="section-4-links"/>
+    <w:bookmarkEnd w:id="20"/>
+    <w:bookmarkEnd w:id="21"/>
+    <w:bookmarkStart w:id="23" w:name="section-4-links"/>
     <w:p>
       <w:pPr>
         <w:pStyle w:val="Heading1"/>
@@ -622,7 +622,7 @@
       <w:pPr>
         <w:pStyle w:val="FirstParagraph"/>
       </w:pPr>
-      <w:hyperlink r:id="rId33">
+      <w:hyperlink r:id="rId22">
         <w:r>
           <w:rPr>
             <w:rStyle w:val="Hyperlink"/>
@@ -631,8 +631,8 @@
         </w:r>
       </w:hyperlink>
     </w:p>
-    <w:bookmarkEnd w:id="34"/>
-    <w:bookmarkStart w:id="38" w:name="section-5-images"/>
+    <w:bookmarkEnd w:id="23"/>
+    <w:bookmarkStart w:id="27" w:name="section-5-images"/>
     <w:p>
       <w:pPr>
         <w:pStyle w:val="Heading1"/>
@@ -650,18 +650,18 @@
           <wp:inline>
             <wp:extent cx="4371975" cy="5924550"/>
             <wp:effectExtent b="0" l="0" r="0" t="0"/>
-            <wp:docPr descr="This is Caitlin’s dog, Kona" title="" id="36" name="Picture"/>
+            <wp:docPr descr="This is Caitlin’s dog, Kona" title="" id="25" name="Picture"/>
             <a:graphic>
               <a:graphicData uri="http://schemas.openxmlformats.org/drawingml/2006/picture">
                 <pic:pic>
                   <pic:nvPicPr>
-                    <pic:cNvPr descr="pics/kona.png" id="37" name="Picture"/>
+                    <pic:cNvPr descr="05-R_Markdown_Demo_files/pics/kona.png" id="26" name="Picture"/>
                     <pic:cNvPicPr>
                       <a:picLocks noChangeArrowheads="1" noChangeAspect="1"/>
                     </pic:cNvPicPr>
                   </pic:nvPicPr>
                   <pic:blipFill>
-                    <a:blip r:embed="rId35"/>
+                    <a:blip r:embed="rId24"/>
                     <a:stretch>
                       <a:fillRect/>
                     </a:stretch>
@@ -696,8 +696,8 @@
         <w:t xml:space="preserve">This is Caitlin’s dog, Kona</w:t>
       </w:r>
     </w:p>
-    <w:bookmarkEnd w:id="38"/>
-    <w:bookmarkStart w:id="44" w:name="section-6-code"/>
+    <w:bookmarkEnd w:id="27"/>
+    <w:bookmarkStart w:id="33" w:name="section-6-code"/>
     <w:p>
       <w:pPr>
         <w:pStyle w:val="Heading1"/>
@@ -721,20 +721,20 @@
       <w:r>
         <w:drawing>
           <wp:inline>
-            <wp:extent cx="4620126" cy="3696101"/>
+            <wp:extent cx="5334000" cy="4267200"/>
             <wp:effectExtent b="0" l="0" r="0" t="0"/>
-            <wp:docPr descr="" title="" id="40" name="Picture"/>
+            <wp:docPr descr="" title="" id="29" name="Picture"/>
             <a:graphic>
               <a:graphicData uri="http://schemas.openxmlformats.org/drawingml/2006/picture">
                 <pic:pic>
                   <pic:nvPicPr>
-                    <pic:cNvPr descr="05-R_Markdown_Demo_files/figure-docx/unnamed-chunk-1-1.png" id="41" name="Picture"/>
+                    <pic:cNvPr descr="05-R_Markdown_Demo_files/05-R_Markdown_Demo_files/figure-docx/unnamed-chunk-1-1.png" id="30" name="Picture"/>
                     <pic:cNvPicPr>
                       <a:picLocks noChangeArrowheads="1" noChangeAspect="1"/>
                     </pic:cNvPicPr>
                   </pic:nvPicPr>
                   <pic:blipFill>
-                    <a:blip r:embed="rId39"/>
+                    <a:blip r:embed="rId28"/>
                     <a:stretch>
                       <a:fillRect/>
                     </a:stretch>
@@ -742,7 +742,7 @@
                   <pic:spPr bwMode="auto">
                     <a:xfrm>
                       <a:off x="0" y="0"/>
-                      <a:ext cx="4620126" cy="3696101"/>
+                      <a:ext cx="5334000" cy="4267200"/>
                     </a:xfrm>
                     <a:prstGeom prst="rect">
                       <a:avLst/>
@@ -761,7 +761,7 @@
         </w:drawing>
       </w:r>
     </w:p>
-    <w:bookmarkStart w:id="42" w:name="customizing-code-chunk-output"/>
+    <w:bookmarkStart w:id="31" w:name="customizing-code-chunk-output"/>
     <w:p>
       <w:pPr>
         <w:pStyle w:val="Heading2"/>
@@ -1103,8 +1103,8 @@
         <w:t xml:space="preserve">next time the chunk is executed.</w:t>
       </w:r>
     </w:p>
-    <w:bookmarkEnd w:id="42"/>
-    <w:bookmarkStart w:id="43" w:name="inline-code"/>
+    <w:bookmarkEnd w:id="31"/>
+    <w:bookmarkStart w:id="32" w:name="inline-code"/>
     <w:p>
       <w:pPr>
         <w:pStyle w:val="Heading2"/>
@@ -1219,9 +1219,9 @@
         <w:t xml:space="preserve">text.</w:t>
       </w:r>
     </w:p>
-    <w:bookmarkEnd w:id="43"/>
-    <w:bookmarkEnd w:id="44"/>
-    <w:bookmarkStart w:id="45" w:name="section-7-blockquotes"/>
+    <w:bookmarkEnd w:id="32"/>
+    <w:bookmarkEnd w:id="33"/>
+    <w:bookmarkStart w:id="34" w:name="section-7-blockquotes"/>
     <w:p>
       <w:pPr>
         <w:pStyle w:val="Heading1"/>
@@ -1238,20 +1238,14 @@
         <w:t xml:space="preserve">This is a blockquote.</w:t>
       </w:r>
     </w:p>
-    <w:bookmarkEnd w:id="45"/>
-    <w:bookmarkStart w:id="46" w:name="section-8-horizontal-page-break"/>
+    <w:bookmarkEnd w:id="34"/>
+    <w:bookmarkStart w:id="35" w:name="section-8-horizontal-page-break"/>
     <w:p>
       <w:pPr>
         <w:pStyle w:val="Heading1"/>
       </w:pPr>
       <w:r>
-        <w:t xml:space="preserve">Section 8: Horizontal</w:t>
-      </w:r>
-      <w:r>
-        <w:t xml:space="preserve"> </w:t>
-      </w:r>
-      <w:r>
-        <w:t xml:space="preserve">“Page Break”</w:t>
+        <w:t xml:space="preserve">Section 8: Horizontal “Page Break”</w:t>
       </w:r>
     </w:p>
     <w:p>
@@ -1261,8 +1255,8 @@
         </w:pict>
       </w:r>
     </w:p>
-    <w:bookmarkEnd w:id="46"/>
-    <w:bookmarkStart w:id="47" w:name="section-9-tables"/>
+    <w:bookmarkEnd w:id="35"/>
+    <w:bookmarkStart w:id="36" w:name="section-9-tables"/>
     <w:p>
       <w:pPr>
         <w:pStyle w:val="Heading1"/>
@@ -1391,8 +1385,8 @@
         </w:tc>
       </w:tr>
     </w:tbl>
-    <w:bookmarkEnd w:id="47"/>
-    <w:bookmarkStart w:id="48" w:name="section-10-rmarkdown-themes"/>
+    <w:bookmarkEnd w:id="36"/>
+    <w:bookmarkStart w:id="37" w:name="section-10-rmarkdown-themes"/>
     <w:p>
       <w:pPr>
         <w:pStyle w:val="Heading1"/>
@@ -1406,25 +1400,19 @@
         <w:pStyle w:val="FirstParagraph"/>
       </w:pPr>
       <w:r>
-        <w:t xml:space="preserve">Add the</w:t>
-      </w:r>
-      <w:r>
-        <w:t xml:space="preserve"> </w:t>
-      </w:r>
-      <w:r>
-        <w:t xml:space="preserve">“theme”</w:t>
-      </w:r>
-      <w:r>
-        <w:t xml:space="preserve"> </w:t>
-      </w:r>
-      <w:r>
-        <w:t xml:space="preserve">option to the YAML header, followed by the name of the</w:t>
-      </w:r>
-      <w:r>
-        <w:t xml:space="preserve"> </w:t>
-      </w:r>
-      <w:r>
-        <w:t xml:space="preserve">theme you want to use. For example:</w:t>
+        <w:t xml:space="preserve">Add the “theme” option to the YAML header, followed by the name of the</w:t>
+      </w:r>
+      <w:r>
+        <w:t xml:space="preserve"> </w:t>
+      </w:r>
+      <w:r>
+        <w:t xml:space="preserve">theme you want to use. This only works this easily when rendering to html.</w:t>
+      </w:r>
+      <w:r>
+        <w:t xml:space="preserve"> </w:t>
+      </w:r>
+      <w:r>
+        <w:t xml:space="preserve">For example:</w:t>
       </w:r>
     </w:p>
     <w:p>
@@ -1491,128 +1479,153 @@
         <w:t xml:space="preserve"> </w:t>
       </w:r>
       <w:r>
-        <w:t xml:space="preserve">including</w:t>
-      </w:r>
-      <w:r>
-        <w:t xml:space="preserve"> </w:t>
-      </w:r>
-      <w:r>
-        <w:t xml:space="preserve">“default”</w:t>
-      </w:r>
-      <w:r>
-        <w:t xml:space="preserve">,</w:t>
-      </w:r>
-      <w:r>
-        <w:t xml:space="preserve"> </w:t>
-      </w:r>
-      <w:r>
-        <w:t xml:space="preserve">“cerulean”</w:t>
-      </w:r>
-      <w:r>
-        <w:t xml:space="preserve">,</w:t>
-      </w:r>
-      <w:r>
-        <w:t xml:space="preserve"> </w:t>
-      </w:r>
-      <w:r>
-        <w:t xml:space="preserve">“cosmo”</w:t>
-      </w:r>
-      <w:r>
-        <w:t xml:space="preserve">,</w:t>
-      </w:r>
-      <w:r>
-        <w:t xml:space="preserve"> </w:t>
-      </w:r>
-      <w:r>
-        <w:t xml:space="preserve">“flatly”</w:t>
-      </w:r>
-      <w:r>
-        <w:t xml:space="preserve">,</w:t>
-      </w:r>
-      <w:r>
-        <w:t xml:space="preserve"> </w:t>
-      </w:r>
-      <w:r>
-        <w:t xml:space="preserve">“journal”</w:t>
-      </w:r>
-      <w:r>
-        <w:t xml:space="preserve">,</w:t>
-      </w:r>
-      <w:r>
-        <w:t xml:space="preserve"> </w:t>
-      </w:r>
-      <w:r>
-        <w:t xml:space="preserve">“lumen”</w:t>
-      </w:r>
-      <w:r>
-        <w:t xml:space="preserve">,</w:t>
-      </w:r>
-      <w:r>
-        <w:t xml:space="preserve"> </w:t>
-      </w:r>
-      <w:r>
-        <w:t xml:space="preserve">“paper”</w:t>
-      </w:r>
-      <w:r>
-        <w:t xml:space="preserve">,</w:t>
-      </w:r>
-      <w:r>
-        <w:t xml:space="preserve"> </w:t>
-      </w:r>
-      <w:r>
-        <w:t xml:space="preserve">“readable”</w:t>
-      </w:r>
-      <w:r>
-        <w:t xml:space="preserve">,</w:t>
-      </w:r>
-      <w:r>
-        <w:t xml:space="preserve"> </w:t>
-      </w:r>
-      <w:r>
-        <w:t xml:space="preserve">“sandstone”</w:t>
-      </w:r>
-      <w:r>
-        <w:t xml:space="preserve">,</w:t>
-      </w:r>
-      <w:r>
-        <w:t xml:space="preserve"> </w:t>
-      </w:r>
-      <w:r>
-        <w:t xml:space="preserve">“simplex”</w:t>
-      </w:r>
-      <w:r>
-        <w:t xml:space="preserve">,</w:t>
-      </w:r>
-      <w:r>
-        <w:t xml:space="preserve"> </w:t>
-      </w:r>
-      <w:r>
-        <w:t xml:space="preserve">“spacelab”</w:t>
-      </w:r>
-      <w:r>
-        <w:t xml:space="preserve">,</w:t>
-      </w:r>
-      <w:r>
-        <w:t xml:space="preserve"> </w:t>
-      </w:r>
-      <w:r>
-        <w:t xml:space="preserve">“united”</w:t>
-      </w:r>
-      <w:r>
-        <w:t xml:space="preserve">, and</w:t>
-      </w:r>
-      <w:r>
-        <w:t xml:space="preserve"> </w:t>
-      </w:r>
-      <w:r>
-        <w:t xml:space="preserve">“yeti”</w:t>
-      </w:r>
-      <w:r>
-        <w:t xml:space="preserve">.</w:t>
-      </w:r>
-    </w:p>
-    <w:bookmarkEnd w:id="48"/>
-    <w:bookmarkStart w:id="51" w:name="section-11-icons"/>
+        <w:t xml:space="preserve">including “default”, “cerulean”, “cosmo”, “flatly”, “journal”, “lumen”,</w:t>
+      </w:r>
+      <w:r>
+        <w:t xml:space="preserve"> </w:t>
+      </w:r>
+      <w:r>
+        <w:t xml:space="preserve">“paper”, “readable”, “sandstone”, “simplex”, “spacelab”, “united”, and</w:t>
+      </w:r>
+      <w:r>
+        <w:t xml:space="preserve"> </w:t>
+      </w:r>
+      <w:r>
+        <w:t xml:space="preserve">“yeti”.</w:t>
+      </w:r>
+    </w:p>
+    <w:p>
+      <w:pPr>
+        <w:pStyle w:val="BodyText"/>
+      </w:pPr>
+      <w:r>
+        <w:t xml:space="preserve">You can also customize how the table of contents works:</w:t>
+      </w:r>
+    </w:p>
+    <w:p>
+      <w:pPr>
+        <w:pStyle w:val="SourceCode"/>
+      </w:pPr>
+      <w:r>
+        <w:rPr>
+          <w:rStyle w:val="NormalTok"/>
+        </w:rPr>
+        <w:t xml:space="preserve">output</w:t>
+      </w:r>
+      <w:r>
+        <w:rPr>
+          <w:rStyle w:val="SpecialCharTok"/>
+        </w:rPr>
+        <w:t xml:space="preserve">:</w:t>
+      </w:r>
+      <w:r>
+        <w:rPr>
+          <w:rStyle w:val="NormalTok"/>
+        </w:rPr>
+        <w:t xml:space="preserve"> </w:t>
+      </w:r>
+      <w:r>
+        <w:br/>
+      </w:r>
+      <w:r>
+        <w:rPr>
+          <w:rStyle w:val="NormalTok"/>
+        </w:rPr>
+        <w:t xml:space="preserve">  html_document</w:t>
+      </w:r>
+      <w:r>
+        <w:rPr>
+          <w:rStyle w:val="SpecialCharTok"/>
+        </w:rPr>
+        <w:t xml:space="preserve">:</w:t>
+      </w:r>
+      <w:r>
+        <w:br/>
+      </w:r>
+      <w:r>
+        <w:rPr>
+          <w:rStyle w:val="NormalTok"/>
+        </w:rPr>
+        <w:t xml:space="preserve">    toc</w:t>
+      </w:r>
+      <w:r>
+        <w:rPr>
+          <w:rStyle w:val="SpecialCharTok"/>
+        </w:rPr>
+        <w:t xml:space="preserve">:</w:t>
+      </w:r>
+      <w:r>
+        <w:rPr>
+          <w:rStyle w:val="NormalTok"/>
+        </w:rPr>
+        <w:t xml:space="preserve"> true</w:t>
+      </w:r>
+      <w:r>
+        <w:br/>
+      </w:r>
+      <w:r>
+        <w:rPr>
+          <w:rStyle w:val="NormalTok"/>
+        </w:rPr>
+        <w:t xml:space="preserve">    toc_float</w:t>
+      </w:r>
+      <w:r>
+        <w:rPr>
+          <w:rStyle w:val="SpecialCharTok"/>
+        </w:rPr>
+        <w:t xml:space="preserve">:</w:t>
+      </w:r>
+      <w:r>
+        <w:rPr>
+          <w:rStyle w:val="NormalTok"/>
+        </w:rPr>
+        <w:t xml:space="preserve"> true</w:t>
+      </w:r>
+      <w:r>
+        <w:br/>
+      </w:r>
+      <w:r>
+        <w:rPr>
+          <w:rStyle w:val="NormalTok"/>
+        </w:rPr>
+        <w:t xml:space="preserve">    code_folding</w:t>
+      </w:r>
+      <w:r>
+        <w:rPr>
+          <w:rStyle w:val="SpecialCharTok"/>
+        </w:rPr>
+        <w:t xml:space="preserve">:</w:t>
+      </w:r>
+      <w:r>
+        <w:rPr>
+          <w:rStyle w:val="NormalTok"/>
+        </w:rPr>
+        <w:t xml:space="preserve"> show</w:t>
+      </w:r>
+      <w:r>
+        <w:br/>
+      </w:r>
+      <w:r>
+        <w:rPr>
+          <w:rStyle w:val="NormalTok"/>
+        </w:rPr>
+        <w:t xml:space="preserve">    theme</w:t>
+      </w:r>
+      <w:r>
+        <w:rPr>
+          <w:rStyle w:val="SpecialCharTok"/>
+        </w:rPr>
+        <w:t xml:space="preserve">:</w:t>
+      </w:r>
+      <w:r>
+        <w:rPr>
+          <w:rStyle w:val="NormalTok"/>
+        </w:rPr>
+        <w:t xml:space="preserve"> flatly</w:t>
+      </w:r>
+    </w:p>
+    <w:bookmarkEnd w:id="37"/>
+    <w:bookmarkStart w:id="40" w:name="section-11-icons"/>
     <w:p>
       <w:pPr>
         <w:pStyle w:val="Heading1"/>
@@ -1621,7 +1634,7 @@
         <w:t xml:space="preserve">Section 11: Icons</w:t>
       </w:r>
     </w:p>
-    <w:bookmarkStart w:id="49" w:name="emojis"/>
+    <w:bookmarkStart w:id="38" w:name="emojis"/>
     <w:p>
       <w:pPr>
         <w:pStyle w:val="Heading2"/>
@@ -1707,8 +1720,8 @@
         <w:t xml:space="preserve">Insert Emoji…</w:t>
       </w:r>
     </w:p>
-    <w:bookmarkEnd w:id="49"/>
-    <w:bookmarkStart w:id="50" w:name="unicode"/>
+    <w:bookmarkEnd w:id="38"/>
+    <w:bookmarkStart w:id="39" w:name="unicode"/>
     <w:p>
       <w:pPr>
         <w:pStyle w:val="Heading2"/>
@@ -1802,9 +1815,9 @@
         <w:t xml:space="preserve">Unicode…</w:t>
       </w:r>
     </w:p>
-    <w:bookmarkEnd w:id="50"/>
-    <w:bookmarkEnd w:id="51"/>
-    <w:bookmarkStart w:id="53" w:name="section-12-footnotes"/>
+    <w:bookmarkEnd w:id="39"/>
+    <w:bookmarkEnd w:id="40"/>
+    <w:bookmarkStart w:id="42" w:name="section-12-footnotes"/>
     <w:p>
       <w:pPr>
         <w:pStyle w:val="Heading1"/>
@@ -1824,11 +1837,11 @@
         <w:rPr>
           <w:rStyle w:val="FootnoteReference"/>
         </w:rPr>
-        <w:footnoteReference w:id="52"/>
-      </w:r>
-    </w:p>
-    <w:bookmarkEnd w:id="53"/>
-    <w:bookmarkStart w:id="60" w:name="debugging"/>
+        <w:footnoteReference w:id="41"/>
+      </w:r>
+    </w:p>
+    <w:bookmarkEnd w:id="42"/>
+    <w:bookmarkStart w:id="49" w:name="debugging"/>
     <w:p>
       <w:pPr>
         <w:pStyle w:val="Heading1"/>
@@ -1857,7 +1870,7 @@
         <w:t xml:space="preserve">aspects of coding.</w:t>
       </w:r>
     </w:p>
-    <w:bookmarkStart w:id="58" w:name="debugging-techniques"/>
+    <w:bookmarkStart w:id="47" w:name="debugging-techniques"/>
     <w:p>
       <w:pPr>
         <w:pStyle w:val="Heading3"/>
@@ -1897,7 +1910,7 @@
       <w:r>
         <w:t xml:space="preserve"> </w:t>
       </w:r>
-      <w:hyperlink r:id="rId54">
+      <w:hyperlink r:id="rId43">
         <w:r>
           <w:rPr>
             <w:rStyle w:val="Hyperlink"/>
@@ -1919,7 +1932,7 @@
       <w:r>
         <w:t xml:space="preserve"> </w:t>
       </w:r>
-      <w:hyperlink r:id="rId55">
+      <w:hyperlink r:id="rId44">
         <w:r>
           <w:rPr>
             <w:rStyle w:val="Hyperlink"/>
@@ -1941,7 +1954,7 @@
       <w:r>
         <w:t xml:space="preserve"> </w:t>
       </w:r>
-      <w:hyperlink r:id="rId56">
+      <w:hyperlink r:id="rId45">
         <w:r>
           <w:rPr>
             <w:rStyle w:val="Hyperlink"/>
@@ -1969,7 +1982,7 @@
       <w:r>
         <w:t xml:space="preserve"> </w:t>
       </w:r>
-      <w:hyperlink r:id="rId57">
+      <w:hyperlink r:id="rId46">
         <w:r>
           <w:rPr>
             <w:rStyle w:val="Hyperlink"/>
@@ -1978,8 +1991,8 @@
         </w:r>
       </w:hyperlink>
     </w:p>
-    <w:bookmarkEnd w:id="58"/>
-    <w:bookmarkStart w:id="59" w:name="error-codes-and-solutions"/>
+    <w:bookmarkEnd w:id="47"/>
+    <w:bookmarkStart w:id="48" w:name="error-codes-and-solutions"/>
     <w:p>
       <w:pPr>
         <w:pStyle w:val="Heading3"/>
@@ -2632,8 +2645,8 @@
         <w:t xml:space="preserve">solutions to fix them.</w:t>
       </w:r>
     </w:p>
-    <w:bookmarkEnd w:id="59"/>
-    <w:bookmarkEnd w:id="60"/>
+    <w:bookmarkEnd w:id="48"/>
+    <w:bookmarkEnd w:id="49"/>
     <w:sectPr>
       <w:footnotePr>
         <w:numRestart w:val="eachSect"/>
@@ -2663,7 +2676,7 @@
       </w:r>
     </w:p>
   </w:footnote>
-  <w:footnote w:id="52">
+  <w:footnote w:id="41">
     <w:p>
       <w:pPr>
         <w:pStyle w:val="FootnoteText"/>
@@ -3004,10 +3017,10 @@
   <w:docDefaults>
     <w:rPrDefault>
       <w:rPr>
-        <w:rFonts w:asciiTheme="minorHAnsi" w:cstheme="minorBidi" w:eastAsiaTheme="minorHAnsi" w:hAnsiTheme="minorHAnsi"/>
+        <w:rFonts w:asciiTheme="minorHAnsi" w:cstheme="minorBidi" w:eastAsiaTheme="minorEastAsia" w:hAnsiTheme="minorHAnsi"/>
         <w:sz w:val="24"/>
         <w:szCs w:val="24"/>
-        <w:lang w:bidi="ar-SA" w:eastAsia="en-US" w:val="en-US"/>
+        <w:lang w:bidi="ar-SA" w:eastAsia="zh-CN" w:val="en-US"/>
       </w:rPr>
     </w:rPrDefault>
     <w:pPrDefault>
@@ -3548,13 +3561,6 @@
       </w:tblCellMar>
     </w:tblPr>
     <w:tblStylePr w:type="firstRow">
-      <w:tblPr>
-        <w:jc w:val="left"/>
-        <w:tblInd w:type="dxa" w:w="0"/>
-      </w:tblPr>
-      <w:trPr>
-        <w:jc w:val="left"/>
-      </w:trPr>
       <w:tcPr>
         <w:tcBorders>
           <w:bottom w:val="single"/>

--- a/rmarkdown-debugging/05-R_Markdown_Demo.docx
+++ b/rmarkdown-debugging/05-R_Markdown_Demo.docx
@@ -648,14 +648,14 @@
       <w:r>
         <w:drawing>
           <wp:inline>
-            <wp:extent cx="4371975" cy="5924550"/>
+            <wp:extent cx="5334000" cy="7112000"/>
             <wp:effectExtent b="0" l="0" r="0" t="0"/>
-            <wp:docPr descr="This is Caitlin’s dog, Kona" title="" id="25" name="Picture"/>
+            <wp:docPr descr="This is a cat living on the Great Wall of China!" title="" id="25" name="Picture"/>
             <a:graphic>
               <a:graphicData uri="http://schemas.openxmlformats.org/drawingml/2006/picture">
                 <pic:pic>
                   <pic:nvPicPr>
-                    <pic:cNvPr descr="05-R_Markdown_Demo_files/pics/kona.png" id="26" name="Picture"/>
+                    <pic:cNvPr descr="05-R_Markdown_Demo_files/data/cat.jpeg" id="26" name="Picture"/>
                     <pic:cNvPicPr>
                       <a:picLocks noChangeArrowheads="1" noChangeAspect="1"/>
                     </pic:cNvPicPr>
@@ -669,7 +669,7 @@
                   <pic:spPr bwMode="auto">
                     <a:xfrm>
                       <a:off x="0" y="0"/>
-                      <a:ext cx="4371975" cy="5924550"/>
+                      <a:ext cx="5334000" cy="7112000"/>
                     </a:xfrm>
                     <a:prstGeom prst="rect">
                       <a:avLst/>
@@ -693,7 +693,7 @@
         <w:pStyle w:val="ImageCaption"/>
       </w:pPr>
       <w:r>
-        <w:t xml:space="preserve">This is Caitlin’s dog, Kona</w:t>
+        <w:t xml:space="preserve">This is a cat living on the Great Wall of China!</w:t>
       </w:r>
     </w:p>
     <w:bookmarkEnd w:id="27"/>
